--- a/VII sem/OblSys/lab06/Облачные системы. ЛР 6.docx
+++ b/VII sem/OblSys/lab06/Облачные системы. ЛР 6.docx
@@ -14,7 +14,30 @@
           <w:rFonts w:ascii="Times New Roman" w:hAnsi="Times New Roman" w:cs="Times New Roman"/>
           <w:lang w:val="ru-RU"/>
         </w:rPr>
-        <w:t xml:space="preserve">Облачные системы. </w:t>
+        <w:t xml:space="preserve"> </w:t>
+      </w:r>
+      <w:proofErr w:type="spellStart"/>
+      <w:r>
+        <w:rPr>
+          <w:rFonts w:ascii="Times New Roman" w:hAnsi="Times New Roman" w:cs="Times New Roman"/>
+          <w:lang w:val="ru-RU"/>
+        </w:rPr>
+        <w:t>с</w:t>
+      </w:r>
+      <w:r>
+        <w:rPr>
+          <w:rFonts w:ascii="Times New Roman" w:hAnsi="Times New Roman" w:cs="Times New Roman"/>
+          <w:lang w:val="ru-RU"/>
+        </w:rPr>
+        <w:t>Облачные</w:t>
+      </w:r>
+      <w:proofErr w:type="spellEnd"/>
+      <w:r>
+        <w:rPr>
+          <w:rFonts w:ascii="Times New Roman" w:hAnsi="Times New Roman" w:cs="Times New Roman"/>
+          <w:lang w:val="ru-RU"/>
+        </w:rPr>
+        <w:t xml:space="preserve"> системы. </w:t>
       </w:r>
       <w:r>
         <w:rPr>
@@ -120,7 +143,23 @@
             <w:rFonts w:ascii="Times New Roman" w:hAnsi="Times New Roman" w:cs="Times New Roman"/>
             <w:lang w:val="en-US"/>
           </w:rPr>
-          <w:t>https://trailhead.salesforce.com/content/learn/modules/data_modeling</w:t>
+          <w:t>https://trailhead.salesforce.co</w:t>
+        </w:r>
+        <w:r>
+          <w:rPr>
+            <w:rStyle w:val="a4"/>
+            <w:rFonts w:ascii="Times New Roman" w:hAnsi="Times New Roman" w:cs="Times New Roman"/>
+            <w:lang w:val="en-US"/>
+          </w:rPr>
+          <w:t>m</w:t>
+        </w:r>
+        <w:r>
+          <w:rPr>
+            <w:rStyle w:val="a4"/>
+            <w:rFonts w:ascii="Times New Roman" w:hAnsi="Times New Roman" w:cs="Times New Roman"/>
+            <w:lang w:val="en-US"/>
+          </w:rPr>
+          <w:t>/content/learn/modules/data_modeling</w:t>
         </w:r>
       </w:hyperlink>
       <w:r>
@@ -136,7 +175,7 @@
         <w:pStyle w:val="a3"/>
         <w:rPr>
           <w:rFonts w:ascii="Times New Roman" w:hAnsi="Times New Roman" w:cs="Times New Roman"/>
-          <w:lang w:val="en-US"/>
+          <w:lang w:val="ru-RU"/>
         </w:rPr>
       </w:pPr>
       <w:r>
@@ -144,10 +183,10 @@
           <w:noProof/>
         </w:rPr>
         <w:drawing>
-          <wp:inline distT="0" distB="0" distL="0" distR="0" wp14:anchorId="6B9B2FDA" wp14:editId="32DD95CE">
-            <wp:extent cx="5731510" cy="3138805"/>
-            <wp:effectExtent l="0" t="0" r="2540" b="4445"/>
-            <wp:docPr id="1" name="Рисунок 1"/>
+          <wp:inline distT="0" distB="0" distL="0" distR="0" wp14:anchorId="024AA299" wp14:editId="1B63E339">
+            <wp:extent cx="5731510" cy="2995295"/>
+            <wp:effectExtent l="0" t="0" r="2540" b="0"/>
+            <wp:docPr id="3" name="Рисунок 3"/>
             <wp:cNvGraphicFramePr>
               <a:graphicFrameLocks xmlns:a="http://schemas.openxmlformats.org/drawingml/2006/main" noChangeAspect="1"/>
             </wp:cNvGraphicFramePr>
@@ -167,6 +206,501 @@
                   <pic:spPr>
                     <a:xfrm>
                       <a:off x="0" y="0"/>
+                      <a:ext cx="5731510" cy="2995295"/>
+                    </a:xfrm>
+                    <a:prstGeom prst="rect">
+                      <a:avLst/>
+                    </a:prstGeom>
+                  </pic:spPr>
+                </pic:pic>
+              </a:graphicData>
+            </a:graphic>
+          </wp:inline>
+        </w:drawing>
+      </w:r>
+    </w:p>
+    <w:p>
+      <w:pPr>
+        <w:pStyle w:val="a3"/>
+        <w:rPr>
+          <w:rFonts w:ascii="Times New Roman" w:hAnsi="Times New Roman" w:cs="Times New Roman"/>
+          <w:lang w:val="ru-RU"/>
+        </w:rPr>
+      </w:pPr>
+      <w:r>
+        <w:rPr>
+          <w:noProof/>
+        </w:rPr>
+        <w:drawing>
+          <wp:inline distT="0" distB="0" distL="0" distR="0" wp14:anchorId="7F6C50C8" wp14:editId="6F435023">
+            <wp:extent cx="5731510" cy="2959735"/>
+            <wp:effectExtent l="0" t="0" r="2540" b="0"/>
+            <wp:docPr id="4" name="Рисунок 4"/>
+            <wp:cNvGraphicFramePr>
+              <a:graphicFrameLocks xmlns:a="http://schemas.openxmlformats.org/drawingml/2006/main" noChangeAspect="1"/>
+            </wp:cNvGraphicFramePr>
+            <a:graphic xmlns:a="http://schemas.openxmlformats.org/drawingml/2006/main">
+              <a:graphicData uri="http://schemas.openxmlformats.org/drawingml/2006/picture">
+                <pic:pic xmlns:pic="http://schemas.openxmlformats.org/drawingml/2006/picture">
+                  <pic:nvPicPr>
+                    <pic:cNvPr id="1" name=""/>
+                    <pic:cNvPicPr/>
+                  </pic:nvPicPr>
+                  <pic:blipFill>
+                    <a:blip r:embed="rId7"/>
+                    <a:stretch>
+                      <a:fillRect/>
+                    </a:stretch>
+                  </pic:blipFill>
+                  <pic:spPr>
+                    <a:xfrm>
+                      <a:off x="0" y="0"/>
+                      <a:ext cx="5731510" cy="2959735"/>
+                    </a:xfrm>
+                    <a:prstGeom prst="rect">
+                      <a:avLst/>
+                    </a:prstGeom>
+                  </pic:spPr>
+                </pic:pic>
+              </a:graphicData>
+            </a:graphic>
+          </wp:inline>
+        </w:drawing>
+      </w:r>
+    </w:p>
+    <w:p>
+      <w:pPr>
+        <w:pStyle w:val="a3"/>
+        <w:rPr>
+          <w:rFonts w:ascii="Times New Roman" w:hAnsi="Times New Roman" w:cs="Times New Roman"/>
+          <w:lang w:val="ru-RU"/>
+        </w:rPr>
+      </w:pPr>
+      <w:r>
+        <w:rPr>
+          <w:noProof/>
+        </w:rPr>
+        <w:lastRenderedPageBreak/>
+        <w:drawing>
+          <wp:inline distT="0" distB="0" distL="0" distR="0" wp14:anchorId="4AED103A" wp14:editId="67BF86B8">
+            <wp:extent cx="5731510" cy="2970530"/>
+            <wp:effectExtent l="0" t="0" r="2540" b="1270"/>
+            <wp:docPr id="5" name="Рисунок 5"/>
+            <wp:cNvGraphicFramePr>
+              <a:graphicFrameLocks xmlns:a="http://schemas.openxmlformats.org/drawingml/2006/main" noChangeAspect="1"/>
+            </wp:cNvGraphicFramePr>
+            <a:graphic xmlns:a="http://schemas.openxmlformats.org/drawingml/2006/main">
+              <a:graphicData uri="http://schemas.openxmlformats.org/drawingml/2006/picture">
+                <pic:pic xmlns:pic="http://schemas.openxmlformats.org/drawingml/2006/picture">
+                  <pic:nvPicPr>
+                    <pic:cNvPr id="1" name=""/>
+                    <pic:cNvPicPr/>
+                  </pic:nvPicPr>
+                  <pic:blipFill>
+                    <a:blip r:embed="rId8"/>
+                    <a:stretch>
+                      <a:fillRect/>
+                    </a:stretch>
+                  </pic:blipFill>
+                  <pic:spPr>
+                    <a:xfrm>
+                      <a:off x="0" y="0"/>
+                      <a:ext cx="5731510" cy="2970530"/>
+                    </a:xfrm>
+                    <a:prstGeom prst="rect">
+                      <a:avLst/>
+                    </a:prstGeom>
+                  </pic:spPr>
+                </pic:pic>
+              </a:graphicData>
+            </a:graphic>
+          </wp:inline>
+        </w:drawing>
+      </w:r>
+    </w:p>
+    <w:p>
+      <w:pPr>
+        <w:pStyle w:val="a3"/>
+        <w:rPr>
+          <w:rFonts w:ascii="Times New Roman" w:hAnsi="Times New Roman" w:cs="Times New Roman"/>
+          <w:lang w:val="ru-RU"/>
+        </w:rPr>
+      </w:pPr>
+      <w:r>
+        <w:rPr>
+          <w:noProof/>
+        </w:rPr>
+        <w:drawing>
+          <wp:inline distT="0" distB="0" distL="0" distR="0" wp14:anchorId="42297F5F" wp14:editId="00C065BF">
+            <wp:extent cx="5731510" cy="2959735"/>
+            <wp:effectExtent l="0" t="0" r="2540" b="0"/>
+            <wp:docPr id="6" name="Рисунок 6"/>
+            <wp:cNvGraphicFramePr>
+              <a:graphicFrameLocks xmlns:a="http://schemas.openxmlformats.org/drawingml/2006/main" noChangeAspect="1"/>
+            </wp:cNvGraphicFramePr>
+            <a:graphic xmlns:a="http://schemas.openxmlformats.org/drawingml/2006/main">
+              <a:graphicData uri="http://schemas.openxmlformats.org/drawingml/2006/picture">
+                <pic:pic xmlns:pic="http://schemas.openxmlformats.org/drawingml/2006/picture">
+                  <pic:nvPicPr>
+                    <pic:cNvPr id="1" name=""/>
+                    <pic:cNvPicPr/>
+                  </pic:nvPicPr>
+                  <pic:blipFill>
+                    <a:blip r:embed="rId9"/>
+                    <a:stretch>
+                      <a:fillRect/>
+                    </a:stretch>
+                  </pic:blipFill>
+                  <pic:spPr>
+                    <a:xfrm>
+                      <a:off x="0" y="0"/>
+                      <a:ext cx="5731510" cy="2959735"/>
+                    </a:xfrm>
+                    <a:prstGeom prst="rect">
+                      <a:avLst/>
+                    </a:prstGeom>
+                  </pic:spPr>
+                </pic:pic>
+              </a:graphicData>
+            </a:graphic>
+          </wp:inline>
+        </w:drawing>
+      </w:r>
+    </w:p>
+    <w:p>
+      <w:pPr>
+        <w:pStyle w:val="a3"/>
+        <w:rPr>
+          <w:rFonts w:ascii="Times New Roman" w:hAnsi="Times New Roman" w:cs="Times New Roman"/>
+          <w:lang w:val="ru-RU"/>
+        </w:rPr>
+      </w:pPr>
+      <w:r>
+        <w:rPr>
+          <w:noProof/>
+        </w:rPr>
+        <w:lastRenderedPageBreak/>
+        <w:drawing>
+          <wp:inline distT="0" distB="0" distL="0" distR="0" wp14:anchorId="7418B597" wp14:editId="159FC54B">
+            <wp:extent cx="5731510" cy="2962910"/>
+            <wp:effectExtent l="0" t="0" r="2540" b="8890"/>
+            <wp:docPr id="7" name="Рисунок 7"/>
+            <wp:cNvGraphicFramePr>
+              <a:graphicFrameLocks xmlns:a="http://schemas.openxmlformats.org/drawingml/2006/main" noChangeAspect="1"/>
+            </wp:cNvGraphicFramePr>
+            <a:graphic xmlns:a="http://schemas.openxmlformats.org/drawingml/2006/main">
+              <a:graphicData uri="http://schemas.openxmlformats.org/drawingml/2006/picture">
+                <pic:pic xmlns:pic="http://schemas.openxmlformats.org/drawingml/2006/picture">
+                  <pic:nvPicPr>
+                    <pic:cNvPr id="1" name=""/>
+                    <pic:cNvPicPr/>
+                  </pic:nvPicPr>
+                  <pic:blipFill>
+                    <a:blip r:embed="rId10"/>
+                    <a:stretch>
+                      <a:fillRect/>
+                    </a:stretch>
+                  </pic:blipFill>
+                  <pic:spPr>
+                    <a:xfrm>
+                      <a:off x="0" y="0"/>
+                      <a:ext cx="5731510" cy="2962910"/>
+                    </a:xfrm>
+                    <a:prstGeom prst="rect">
+                      <a:avLst/>
+                    </a:prstGeom>
+                  </pic:spPr>
+                </pic:pic>
+              </a:graphicData>
+            </a:graphic>
+          </wp:inline>
+        </w:drawing>
+      </w:r>
+    </w:p>
+    <w:p>
+      <w:pPr>
+        <w:pStyle w:val="a3"/>
+        <w:rPr>
+          <w:rFonts w:ascii="Times New Roman" w:hAnsi="Times New Roman" w:cs="Times New Roman"/>
+          <w:lang w:val="ru-RU"/>
+        </w:rPr>
+      </w:pPr>
+      <w:r>
+        <w:rPr>
+          <w:noProof/>
+        </w:rPr>
+        <w:drawing>
+          <wp:inline distT="0" distB="0" distL="0" distR="0" wp14:anchorId="30B9CFC8" wp14:editId="604CA594">
+            <wp:extent cx="5731510" cy="2950845"/>
+            <wp:effectExtent l="0" t="0" r="2540" b="1905"/>
+            <wp:docPr id="8" name="Рисунок 8"/>
+            <wp:cNvGraphicFramePr>
+              <a:graphicFrameLocks xmlns:a="http://schemas.openxmlformats.org/drawingml/2006/main" noChangeAspect="1"/>
+            </wp:cNvGraphicFramePr>
+            <a:graphic xmlns:a="http://schemas.openxmlformats.org/drawingml/2006/main">
+              <a:graphicData uri="http://schemas.openxmlformats.org/drawingml/2006/picture">
+                <pic:pic xmlns:pic="http://schemas.openxmlformats.org/drawingml/2006/picture">
+                  <pic:nvPicPr>
+                    <pic:cNvPr id="1" name=""/>
+                    <pic:cNvPicPr/>
+                  </pic:nvPicPr>
+                  <pic:blipFill>
+                    <a:blip r:embed="rId11"/>
+                    <a:stretch>
+                      <a:fillRect/>
+                    </a:stretch>
+                  </pic:blipFill>
+                  <pic:spPr>
+                    <a:xfrm>
+                      <a:off x="0" y="0"/>
+                      <a:ext cx="5731510" cy="2950845"/>
+                    </a:xfrm>
+                    <a:prstGeom prst="rect">
+                      <a:avLst/>
+                    </a:prstGeom>
+                  </pic:spPr>
+                </pic:pic>
+              </a:graphicData>
+            </a:graphic>
+          </wp:inline>
+        </w:drawing>
+      </w:r>
+    </w:p>
+    <w:p>
+      <w:pPr>
+        <w:pStyle w:val="a3"/>
+        <w:rPr>
+          <w:rFonts w:ascii="Times New Roman" w:hAnsi="Times New Roman" w:cs="Times New Roman"/>
+          <w:lang w:val="ru-RU"/>
+        </w:rPr>
+      </w:pPr>
+      <w:r>
+        <w:rPr>
+          <w:noProof/>
+        </w:rPr>
+        <w:lastRenderedPageBreak/>
+        <w:drawing>
+          <wp:inline distT="0" distB="0" distL="0" distR="0" wp14:anchorId="1B984077" wp14:editId="09F57F09">
+            <wp:extent cx="5731510" cy="2956560"/>
+            <wp:effectExtent l="0" t="0" r="2540" b="0"/>
+            <wp:docPr id="9" name="Рисунок 9"/>
+            <wp:cNvGraphicFramePr>
+              <a:graphicFrameLocks xmlns:a="http://schemas.openxmlformats.org/drawingml/2006/main" noChangeAspect="1"/>
+            </wp:cNvGraphicFramePr>
+            <a:graphic xmlns:a="http://schemas.openxmlformats.org/drawingml/2006/main">
+              <a:graphicData uri="http://schemas.openxmlformats.org/drawingml/2006/picture">
+                <pic:pic xmlns:pic="http://schemas.openxmlformats.org/drawingml/2006/picture">
+                  <pic:nvPicPr>
+                    <pic:cNvPr id="1" name=""/>
+                    <pic:cNvPicPr/>
+                  </pic:nvPicPr>
+                  <pic:blipFill>
+                    <a:blip r:embed="rId12"/>
+                    <a:stretch>
+                      <a:fillRect/>
+                    </a:stretch>
+                  </pic:blipFill>
+                  <pic:spPr>
+                    <a:xfrm>
+                      <a:off x="0" y="0"/>
+                      <a:ext cx="5731510" cy="2956560"/>
+                    </a:xfrm>
+                    <a:prstGeom prst="rect">
+                      <a:avLst/>
+                    </a:prstGeom>
+                  </pic:spPr>
+                </pic:pic>
+              </a:graphicData>
+            </a:graphic>
+          </wp:inline>
+        </w:drawing>
+      </w:r>
+    </w:p>
+    <w:p>
+      <w:pPr>
+        <w:pStyle w:val="a3"/>
+        <w:rPr>
+          <w:rFonts w:ascii="Times New Roman" w:hAnsi="Times New Roman" w:cs="Times New Roman"/>
+          <w:lang w:val="ru-RU"/>
+        </w:rPr>
+      </w:pPr>
+      <w:r>
+        <w:rPr>
+          <w:noProof/>
+        </w:rPr>
+        <w:drawing>
+          <wp:inline distT="0" distB="0" distL="0" distR="0" wp14:anchorId="166958FB" wp14:editId="5DED559D">
+            <wp:extent cx="5731510" cy="2954020"/>
+            <wp:effectExtent l="0" t="0" r="2540" b="0"/>
+            <wp:docPr id="10" name="Рисунок 10"/>
+            <wp:cNvGraphicFramePr>
+              <a:graphicFrameLocks xmlns:a="http://schemas.openxmlformats.org/drawingml/2006/main" noChangeAspect="1"/>
+            </wp:cNvGraphicFramePr>
+            <a:graphic xmlns:a="http://schemas.openxmlformats.org/drawingml/2006/main">
+              <a:graphicData uri="http://schemas.openxmlformats.org/drawingml/2006/picture">
+                <pic:pic xmlns:pic="http://schemas.openxmlformats.org/drawingml/2006/picture">
+                  <pic:nvPicPr>
+                    <pic:cNvPr id="1" name=""/>
+                    <pic:cNvPicPr/>
+                  </pic:nvPicPr>
+                  <pic:blipFill>
+                    <a:blip r:embed="rId13"/>
+                    <a:stretch>
+                      <a:fillRect/>
+                    </a:stretch>
+                  </pic:blipFill>
+                  <pic:spPr>
+                    <a:xfrm>
+                      <a:off x="0" y="0"/>
+                      <a:ext cx="5731510" cy="2954020"/>
+                    </a:xfrm>
+                    <a:prstGeom prst="rect">
+                      <a:avLst/>
+                    </a:prstGeom>
+                  </pic:spPr>
+                </pic:pic>
+              </a:graphicData>
+            </a:graphic>
+          </wp:inline>
+        </w:drawing>
+      </w:r>
+    </w:p>
+    <w:p>
+      <w:pPr>
+        <w:pStyle w:val="a3"/>
+        <w:rPr>
+          <w:rFonts w:ascii="Times New Roman" w:hAnsi="Times New Roman" w:cs="Times New Roman"/>
+          <w:lang w:val="en-US"/>
+        </w:rPr>
+      </w:pPr>
+      <w:r>
+        <w:rPr>
+          <w:noProof/>
+        </w:rPr>
+        <w:lastRenderedPageBreak/>
+        <w:drawing>
+          <wp:inline distT="0" distB="0" distL="0" distR="0" wp14:anchorId="4B6069A0" wp14:editId="0158547D">
+            <wp:extent cx="5731510" cy="2971800"/>
+            <wp:effectExtent l="0" t="0" r="2540" b="0"/>
+            <wp:docPr id="11" name="Рисунок 11"/>
+            <wp:cNvGraphicFramePr>
+              <a:graphicFrameLocks xmlns:a="http://schemas.openxmlformats.org/drawingml/2006/main" noChangeAspect="1"/>
+            </wp:cNvGraphicFramePr>
+            <a:graphic xmlns:a="http://schemas.openxmlformats.org/drawingml/2006/main">
+              <a:graphicData uri="http://schemas.openxmlformats.org/drawingml/2006/picture">
+                <pic:pic xmlns:pic="http://schemas.openxmlformats.org/drawingml/2006/picture">
+                  <pic:nvPicPr>
+                    <pic:cNvPr id="1" name=""/>
+                    <pic:cNvPicPr/>
+                  </pic:nvPicPr>
+                  <pic:blipFill>
+                    <a:blip r:embed="rId14"/>
+                    <a:stretch>
+                      <a:fillRect/>
+                    </a:stretch>
+                  </pic:blipFill>
+                  <pic:spPr>
+                    <a:xfrm>
+                      <a:off x="0" y="0"/>
+                      <a:ext cx="5731510" cy="2971800"/>
+                    </a:xfrm>
+                    <a:prstGeom prst="rect">
+                      <a:avLst/>
+                    </a:prstGeom>
+                  </pic:spPr>
+                </pic:pic>
+              </a:graphicData>
+            </a:graphic>
+          </wp:inline>
+        </w:drawing>
+      </w:r>
+    </w:p>
+    <w:p>
+      <w:pPr>
+        <w:pStyle w:val="a3"/>
+        <w:rPr>
+          <w:rFonts w:ascii="Times New Roman" w:hAnsi="Times New Roman" w:cs="Times New Roman"/>
+          <w:lang w:val="en-US"/>
+        </w:rPr>
+      </w:pPr>
+      <w:r>
+        <w:rPr>
+          <w:noProof/>
+        </w:rPr>
+        <w:drawing>
+          <wp:inline distT="0" distB="0" distL="0" distR="0" wp14:anchorId="0E150105" wp14:editId="13ED3209">
+            <wp:extent cx="5731510" cy="2956560"/>
+            <wp:effectExtent l="0" t="0" r="2540" b="0"/>
+            <wp:docPr id="12" name="Рисунок 12"/>
+            <wp:cNvGraphicFramePr>
+              <a:graphicFrameLocks xmlns:a="http://schemas.openxmlformats.org/drawingml/2006/main" noChangeAspect="1"/>
+            </wp:cNvGraphicFramePr>
+            <a:graphic xmlns:a="http://schemas.openxmlformats.org/drawingml/2006/main">
+              <a:graphicData uri="http://schemas.openxmlformats.org/drawingml/2006/picture">
+                <pic:pic xmlns:pic="http://schemas.openxmlformats.org/drawingml/2006/picture">
+                  <pic:nvPicPr>
+                    <pic:cNvPr id="1" name=""/>
+                    <pic:cNvPicPr/>
+                  </pic:nvPicPr>
+                  <pic:blipFill>
+                    <a:blip r:embed="rId15"/>
+                    <a:stretch>
+                      <a:fillRect/>
+                    </a:stretch>
+                  </pic:blipFill>
+                  <pic:spPr>
+                    <a:xfrm>
+                      <a:off x="0" y="0"/>
+                      <a:ext cx="5731510" cy="2956560"/>
+                    </a:xfrm>
+                    <a:prstGeom prst="rect">
+                      <a:avLst/>
+                    </a:prstGeom>
+                  </pic:spPr>
+                </pic:pic>
+              </a:graphicData>
+            </a:graphic>
+          </wp:inline>
+        </w:drawing>
+      </w:r>
+    </w:p>
+    <w:p>
+      <w:pPr>
+        <w:pStyle w:val="a3"/>
+        <w:rPr>
+          <w:rFonts w:ascii="Times New Roman" w:hAnsi="Times New Roman" w:cs="Times New Roman"/>
+          <w:lang w:val="en-US"/>
+        </w:rPr>
+      </w:pPr>
+      <w:r>
+        <w:rPr>
+          <w:noProof/>
+        </w:rPr>
+        <w:lastRenderedPageBreak/>
+        <w:drawing>
+          <wp:inline distT="0" distB="0" distL="0" distR="0" wp14:anchorId="6B9B2FDA" wp14:editId="32DD95CE">
+            <wp:extent cx="5731510" cy="3138805"/>
+            <wp:effectExtent l="0" t="0" r="2540" b="4445"/>
+            <wp:docPr id="1" name="Рисунок 1"/>
+            <wp:cNvGraphicFramePr>
+              <a:graphicFrameLocks xmlns:a="http://schemas.openxmlformats.org/drawingml/2006/main" noChangeAspect="1"/>
+            </wp:cNvGraphicFramePr>
+            <a:graphic xmlns:a="http://schemas.openxmlformats.org/drawingml/2006/main">
+              <a:graphicData uri="http://schemas.openxmlformats.org/drawingml/2006/picture">
+                <pic:pic xmlns:pic="http://schemas.openxmlformats.org/drawingml/2006/picture">
+                  <pic:nvPicPr>
+                    <pic:cNvPr id="1" name=""/>
+                    <pic:cNvPicPr/>
+                  </pic:nvPicPr>
+                  <pic:blipFill>
+                    <a:blip r:embed="rId16"/>
+                    <a:stretch>
+                      <a:fillRect/>
+                    </a:stretch>
+                  </pic:blipFill>
+                  <pic:spPr>
+                    <a:xfrm>
+                      <a:off x="0" y="0"/>
                       <a:ext cx="5731510" cy="3138805"/>
                     </a:xfrm>
                     <a:prstGeom prst="rect">
@@ -211,14 +745,30 @@
         </w:rPr>
         <w:t xml:space="preserve"> (</w:t>
       </w:r>
-      <w:hyperlink r:id="rId7" w:history="1">
+      <w:hyperlink r:id="rId17" w:history="1">
         <w:r>
           <w:rPr>
             <w:rStyle w:val="a4"/>
             <w:rFonts w:ascii="Times New Roman" w:hAnsi="Times New Roman" w:cs="Times New Roman"/>
             <w:lang w:val="en-US"/>
           </w:rPr>
-          <w:t>https://trailhead.salesforce.com/content/learn/projects/quickstart-devzone-app</w:t>
+          <w:t>https://trailhead.salesf</w:t>
+        </w:r>
+        <w:r>
+          <w:rPr>
+            <w:rStyle w:val="a4"/>
+            <w:rFonts w:ascii="Times New Roman" w:hAnsi="Times New Roman" w:cs="Times New Roman"/>
+            <w:lang w:val="en-US"/>
+          </w:rPr>
+          <w:t>o</w:t>
+        </w:r>
+        <w:r>
+          <w:rPr>
+            <w:rStyle w:val="a4"/>
+            <w:rFonts w:ascii="Times New Roman" w:hAnsi="Times New Roman" w:cs="Times New Roman"/>
+            <w:lang w:val="en-US"/>
+          </w:rPr>
+          <w:t>rce.com/content/learn/projects/quickstart-devzone-app</w:t>
         </w:r>
       </w:hyperlink>
       <w:r>
@@ -244,6 +794,507 @@
         <w:rPr>
           <w:noProof/>
         </w:rPr>
+        <w:drawing>
+          <wp:inline distT="0" distB="0" distL="0" distR="0" wp14:anchorId="417B98E8" wp14:editId="4BEEC2B8">
+            <wp:extent cx="5731510" cy="2956560"/>
+            <wp:effectExtent l="0" t="0" r="2540" b="0"/>
+            <wp:docPr id="13" name="Рисунок 13"/>
+            <wp:cNvGraphicFramePr>
+              <a:graphicFrameLocks xmlns:a="http://schemas.openxmlformats.org/drawingml/2006/main" noChangeAspect="1"/>
+            </wp:cNvGraphicFramePr>
+            <a:graphic xmlns:a="http://schemas.openxmlformats.org/drawingml/2006/main">
+              <a:graphicData uri="http://schemas.openxmlformats.org/drawingml/2006/picture">
+                <pic:pic xmlns:pic="http://schemas.openxmlformats.org/drawingml/2006/picture">
+                  <pic:nvPicPr>
+                    <pic:cNvPr id="1" name=""/>
+                    <pic:cNvPicPr/>
+                  </pic:nvPicPr>
+                  <pic:blipFill>
+                    <a:blip r:embed="rId18"/>
+                    <a:stretch>
+                      <a:fillRect/>
+                    </a:stretch>
+                  </pic:blipFill>
+                  <pic:spPr>
+                    <a:xfrm>
+                      <a:off x="0" y="0"/>
+                      <a:ext cx="5731510" cy="2956560"/>
+                    </a:xfrm>
+                    <a:prstGeom prst="rect">
+                      <a:avLst/>
+                    </a:prstGeom>
+                  </pic:spPr>
+                </pic:pic>
+              </a:graphicData>
+            </a:graphic>
+          </wp:inline>
+        </w:drawing>
+      </w:r>
+    </w:p>
+    <w:p>
+      <w:pPr>
+        <w:pStyle w:val="a3"/>
+        <w:shd w:val="clear" w:color="auto" w:fill="FFFFFF"/>
+        <w:spacing w:before="100" w:beforeAutospacing="1" w:after="100" w:afterAutospacing="1"/>
+        <w:outlineLvl w:val="0"/>
+        <w:rPr>
+          <w:rFonts w:ascii="Times New Roman" w:hAnsi="Times New Roman" w:cs="Times New Roman"/>
+          <w:lang w:val="en-US"/>
+        </w:rPr>
+      </w:pPr>
+      <w:r>
+        <w:rPr>
+          <w:noProof/>
+        </w:rPr>
+        <w:lastRenderedPageBreak/>
+        <w:drawing>
+          <wp:inline distT="0" distB="0" distL="0" distR="0" wp14:anchorId="4F342A97" wp14:editId="34712865">
+            <wp:extent cx="5731510" cy="2968625"/>
+            <wp:effectExtent l="0" t="0" r="2540" b="3175"/>
+            <wp:docPr id="14" name="Рисунок 14"/>
+            <wp:cNvGraphicFramePr>
+              <a:graphicFrameLocks xmlns:a="http://schemas.openxmlformats.org/drawingml/2006/main" noChangeAspect="1"/>
+            </wp:cNvGraphicFramePr>
+            <a:graphic xmlns:a="http://schemas.openxmlformats.org/drawingml/2006/main">
+              <a:graphicData uri="http://schemas.openxmlformats.org/drawingml/2006/picture">
+                <pic:pic xmlns:pic="http://schemas.openxmlformats.org/drawingml/2006/picture">
+                  <pic:nvPicPr>
+                    <pic:cNvPr id="1" name=""/>
+                    <pic:cNvPicPr/>
+                  </pic:nvPicPr>
+                  <pic:blipFill>
+                    <a:blip r:embed="rId19"/>
+                    <a:stretch>
+                      <a:fillRect/>
+                    </a:stretch>
+                  </pic:blipFill>
+                  <pic:spPr>
+                    <a:xfrm>
+                      <a:off x="0" y="0"/>
+                      <a:ext cx="5731510" cy="2968625"/>
+                    </a:xfrm>
+                    <a:prstGeom prst="rect">
+                      <a:avLst/>
+                    </a:prstGeom>
+                  </pic:spPr>
+                </pic:pic>
+              </a:graphicData>
+            </a:graphic>
+          </wp:inline>
+        </w:drawing>
+      </w:r>
+    </w:p>
+    <w:p>
+      <w:pPr>
+        <w:pStyle w:val="a3"/>
+        <w:shd w:val="clear" w:color="auto" w:fill="FFFFFF"/>
+        <w:spacing w:before="100" w:beforeAutospacing="1" w:after="100" w:afterAutospacing="1"/>
+        <w:outlineLvl w:val="0"/>
+        <w:rPr>
+          <w:rFonts w:ascii="Times New Roman" w:hAnsi="Times New Roman" w:cs="Times New Roman"/>
+          <w:lang w:val="en-US"/>
+        </w:rPr>
+      </w:pPr>
+      <w:r>
+        <w:rPr>
+          <w:noProof/>
+        </w:rPr>
+        <w:lastRenderedPageBreak/>
+        <w:drawing>
+          <wp:inline distT="0" distB="0" distL="0" distR="0" wp14:anchorId="2B4E174C" wp14:editId="46D042C0">
+            <wp:extent cx="5731510" cy="2954020"/>
+            <wp:effectExtent l="0" t="0" r="2540" b="0"/>
+            <wp:docPr id="16" name="Рисунок 16"/>
+            <wp:cNvGraphicFramePr>
+              <a:graphicFrameLocks xmlns:a="http://schemas.openxmlformats.org/drawingml/2006/main" noChangeAspect="1"/>
+            </wp:cNvGraphicFramePr>
+            <a:graphic xmlns:a="http://schemas.openxmlformats.org/drawingml/2006/main">
+              <a:graphicData uri="http://schemas.openxmlformats.org/drawingml/2006/picture">
+                <pic:pic xmlns:pic="http://schemas.openxmlformats.org/drawingml/2006/picture">
+                  <pic:nvPicPr>
+                    <pic:cNvPr id="1" name=""/>
+                    <pic:cNvPicPr/>
+                  </pic:nvPicPr>
+                  <pic:blipFill>
+                    <a:blip r:embed="rId20"/>
+                    <a:stretch>
+                      <a:fillRect/>
+                    </a:stretch>
+                  </pic:blipFill>
+                  <pic:spPr>
+                    <a:xfrm>
+                      <a:off x="0" y="0"/>
+                      <a:ext cx="5731510" cy="2954020"/>
+                    </a:xfrm>
+                    <a:prstGeom prst="rect">
+                      <a:avLst/>
+                    </a:prstGeom>
+                  </pic:spPr>
+                </pic:pic>
+              </a:graphicData>
+            </a:graphic>
+          </wp:inline>
+        </w:drawing>
+      </w:r>
+      <w:r>
+        <w:rPr>
+          <w:noProof/>
+        </w:rPr>
+        <w:drawing>
+          <wp:inline distT="0" distB="0" distL="0" distR="0" wp14:anchorId="78DEAD34" wp14:editId="563E2A39">
+            <wp:extent cx="5731510" cy="2962910"/>
+            <wp:effectExtent l="0" t="0" r="2540" b="8890"/>
+            <wp:docPr id="15" name="Рисунок 15"/>
+            <wp:cNvGraphicFramePr>
+              <a:graphicFrameLocks xmlns:a="http://schemas.openxmlformats.org/drawingml/2006/main" noChangeAspect="1"/>
+            </wp:cNvGraphicFramePr>
+            <a:graphic xmlns:a="http://schemas.openxmlformats.org/drawingml/2006/main">
+              <a:graphicData uri="http://schemas.openxmlformats.org/drawingml/2006/picture">
+                <pic:pic xmlns:pic="http://schemas.openxmlformats.org/drawingml/2006/picture">
+                  <pic:nvPicPr>
+                    <pic:cNvPr id="1" name=""/>
+                    <pic:cNvPicPr/>
+                  </pic:nvPicPr>
+                  <pic:blipFill>
+                    <a:blip r:embed="rId21"/>
+                    <a:stretch>
+                      <a:fillRect/>
+                    </a:stretch>
+                  </pic:blipFill>
+                  <pic:spPr>
+                    <a:xfrm>
+                      <a:off x="0" y="0"/>
+                      <a:ext cx="5731510" cy="2962910"/>
+                    </a:xfrm>
+                    <a:prstGeom prst="rect">
+                      <a:avLst/>
+                    </a:prstGeom>
+                  </pic:spPr>
+                </pic:pic>
+              </a:graphicData>
+            </a:graphic>
+          </wp:inline>
+        </w:drawing>
+      </w:r>
+    </w:p>
+    <w:p>
+      <w:pPr>
+        <w:rPr>
+          <w:lang w:val="en-US"/>
+        </w:rPr>
+      </w:pPr>
+    </w:p>
+    <w:p>
+      <w:pPr>
+        <w:rPr>
+          <w:lang w:val="en-US"/>
+        </w:rPr>
+      </w:pPr>
+      <w:r>
+        <w:rPr>
+          <w:noProof/>
+        </w:rPr>
+        <w:lastRenderedPageBreak/>
+        <w:drawing>
+          <wp:inline distT="0" distB="0" distL="0" distR="0" wp14:anchorId="67C26336" wp14:editId="1192EC48">
+            <wp:extent cx="5731510" cy="2986405"/>
+            <wp:effectExtent l="0" t="0" r="2540" b="4445"/>
+            <wp:docPr id="17" name="Рисунок 17"/>
+            <wp:cNvGraphicFramePr>
+              <a:graphicFrameLocks xmlns:a="http://schemas.openxmlformats.org/drawingml/2006/main" noChangeAspect="1"/>
+            </wp:cNvGraphicFramePr>
+            <a:graphic xmlns:a="http://schemas.openxmlformats.org/drawingml/2006/main">
+              <a:graphicData uri="http://schemas.openxmlformats.org/drawingml/2006/picture">
+                <pic:pic xmlns:pic="http://schemas.openxmlformats.org/drawingml/2006/picture">
+                  <pic:nvPicPr>
+                    <pic:cNvPr id="1" name=""/>
+                    <pic:cNvPicPr/>
+                  </pic:nvPicPr>
+                  <pic:blipFill>
+                    <a:blip r:embed="rId22"/>
+                    <a:stretch>
+                      <a:fillRect/>
+                    </a:stretch>
+                  </pic:blipFill>
+                  <pic:spPr>
+                    <a:xfrm>
+                      <a:off x="0" y="0"/>
+                      <a:ext cx="5731510" cy="2986405"/>
+                    </a:xfrm>
+                    <a:prstGeom prst="rect">
+                      <a:avLst/>
+                    </a:prstGeom>
+                  </pic:spPr>
+                </pic:pic>
+              </a:graphicData>
+            </a:graphic>
+          </wp:inline>
+        </w:drawing>
+      </w:r>
+    </w:p>
+    <w:p>
+      <w:pPr>
+        <w:rPr>
+          <w:lang w:val="en-US"/>
+        </w:rPr>
+      </w:pPr>
+      <w:r>
+        <w:rPr>
+          <w:noProof/>
+        </w:rPr>
+        <w:drawing>
+          <wp:inline distT="0" distB="0" distL="0" distR="0" wp14:anchorId="25169F88" wp14:editId="155C7440">
+            <wp:extent cx="5731510" cy="2966085"/>
+            <wp:effectExtent l="0" t="0" r="2540" b="5715"/>
+            <wp:docPr id="18" name="Рисунок 18"/>
+            <wp:cNvGraphicFramePr>
+              <a:graphicFrameLocks xmlns:a="http://schemas.openxmlformats.org/drawingml/2006/main" noChangeAspect="1"/>
+            </wp:cNvGraphicFramePr>
+            <a:graphic xmlns:a="http://schemas.openxmlformats.org/drawingml/2006/main">
+              <a:graphicData uri="http://schemas.openxmlformats.org/drawingml/2006/picture">
+                <pic:pic xmlns:pic="http://schemas.openxmlformats.org/drawingml/2006/picture">
+                  <pic:nvPicPr>
+                    <pic:cNvPr id="1" name=""/>
+                    <pic:cNvPicPr/>
+                  </pic:nvPicPr>
+                  <pic:blipFill>
+                    <a:blip r:embed="rId23"/>
+                    <a:stretch>
+                      <a:fillRect/>
+                    </a:stretch>
+                  </pic:blipFill>
+                  <pic:spPr>
+                    <a:xfrm>
+                      <a:off x="0" y="0"/>
+                      <a:ext cx="5731510" cy="2966085"/>
+                    </a:xfrm>
+                    <a:prstGeom prst="rect">
+                      <a:avLst/>
+                    </a:prstGeom>
+                  </pic:spPr>
+                </pic:pic>
+              </a:graphicData>
+            </a:graphic>
+          </wp:inline>
+        </w:drawing>
+      </w:r>
+    </w:p>
+    <w:p>
+      <w:pPr>
+        <w:rPr>
+          <w:lang w:val="en-US"/>
+        </w:rPr>
+      </w:pPr>
+      <w:r>
+        <w:rPr>
+          <w:noProof/>
+        </w:rPr>
+        <w:lastRenderedPageBreak/>
+        <w:drawing>
+          <wp:inline distT="0" distB="0" distL="0" distR="0" wp14:anchorId="3AE03491" wp14:editId="150AF0EF">
+            <wp:extent cx="5731510" cy="2950845"/>
+            <wp:effectExtent l="0" t="0" r="2540" b="1905"/>
+            <wp:docPr id="19" name="Рисунок 19"/>
+            <wp:cNvGraphicFramePr>
+              <a:graphicFrameLocks xmlns:a="http://schemas.openxmlformats.org/drawingml/2006/main" noChangeAspect="1"/>
+            </wp:cNvGraphicFramePr>
+            <a:graphic xmlns:a="http://schemas.openxmlformats.org/drawingml/2006/main">
+              <a:graphicData uri="http://schemas.openxmlformats.org/drawingml/2006/picture">
+                <pic:pic xmlns:pic="http://schemas.openxmlformats.org/drawingml/2006/picture">
+                  <pic:nvPicPr>
+                    <pic:cNvPr id="1" name=""/>
+                    <pic:cNvPicPr/>
+                  </pic:nvPicPr>
+                  <pic:blipFill>
+                    <a:blip r:embed="rId24"/>
+                    <a:stretch>
+                      <a:fillRect/>
+                    </a:stretch>
+                  </pic:blipFill>
+                  <pic:spPr>
+                    <a:xfrm>
+                      <a:off x="0" y="0"/>
+                      <a:ext cx="5731510" cy="2950845"/>
+                    </a:xfrm>
+                    <a:prstGeom prst="rect">
+                      <a:avLst/>
+                    </a:prstGeom>
+                  </pic:spPr>
+                </pic:pic>
+              </a:graphicData>
+            </a:graphic>
+          </wp:inline>
+        </w:drawing>
+      </w:r>
+    </w:p>
+    <w:p>
+      <w:pPr>
+        <w:rPr>
+          <w:lang w:val="en-US"/>
+        </w:rPr>
+      </w:pPr>
+      <w:r>
+        <w:rPr>
+          <w:noProof/>
+        </w:rPr>
+        <w:drawing>
+          <wp:inline distT="0" distB="0" distL="0" distR="0" wp14:anchorId="0F5F23CD" wp14:editId="51E66E31">
+            <wp:extent cx="5731510" cy="2962910"/>
+            <wp:effectExtent l="0" t="0" r="2540" b="8890"/>
+            <wp:docPr id="20" name="Рисунок 20"/>
+            <wp:cNvGraphicFramePr>
+              <a:graphicFrameLocks xmlns:a="http://schemas.openxmlformats.org/drawingml/2006/main" noChangeAspect="1"/>
+            </wp:cNvGraphicFramePr>
+            <a:graphic xmlns:a="http://schemas.openxmlformats.org/drawingml/2006/main">
+              <a:graphicData uri="http://schemas.openxmlformats.org/drawingml/2006/picture">
+                <pic:pic xmlns:pic="http://schemas.openxmlformats.org/drawingml/2006/picture">
+                  <pic:nvPicPr>
+                    <pic:cNvPr id="1" name=""/>
+                    <pic:cNvPicPr/>
+                  </pic:nvPicPr>
+                  <pic:blipFill>
+                    <a:blip r:embed="rId25"/>
+                    <a:stretch>
+                      <a:fillRect/>
+                    </a:stretch>
+                  </pic:blipFill>
+                  <pic:spPr>
+                    <a:xfrm>
+                      <a:off x="0" y="0"/>
+                      <a:ext cx="5731510" cy="2962910"/>
+                    </a:xfrm>
+                    <a:prstGeom prst="rect">
+                      <a:avLst/>
+                    </a:prstGeom>
+                  </pic:spPr>
+                </pic:pic>
+              </a:graphicData>
+            </a:graphic>
+          </wp:inline>
+        </w:drawing>
+      </w:r>
+    </w:p>
+    <w:p>
+      <w:pPr>
+        <w:rPr>
+          <w:lang w:val="en-US"/>
+        </w:rPr>
+      </w:pPr>
+      <w:r>
+        <w:rPr>
+          <w:noProof/>
+        </w:rPr>
+        <w:lastRenderedPageBreak/>
+        <w:drawing>
+          <wp:inline distT="0" distB="0" distL="0" distR="0" wp14:anchorId="025B8AE8" wp14:editId="5CBA901C">
+            <wp:extent cx="5731510" cy="2958465"/>
+            <wp:effectExtent l="0" t="0" r="2540" b="0"/>
+            <wp:docPr id="21" name="Рисунок 21"/>
+            <wp:cNvGraphicFramePr>
+              <a:graphicFrameLocks xmlns:a="http://schemas.openxmlformats.org/drawingml/2006/main" noChangeAspect="1"/>
+            </wp:cNvGraphicFramePr>
+            <a:graphic xmlns:a="http://schemas.openxmlformats.org/drawingml/2006/main">
+              <a:graphicData uri="http://schemas.openxmlformats.org/drawingml/2006/picture">
+                <pic:pic xmlns:pic="http://schemas.openxmlformats.org/drawingml/2006/picture">
+                  <pic:nvPicPr>
+                    <pic:cNvPr id="1" name=""/>
+                    <pic:cNvPicPr/>
+                  </pic:nvPicPr>
+                  <pic:blipFill>
+                    <a:blip r:embed="rId26"/>
+                    <a:stretch>
+                      <a:fillRect/>
+                    </a:stretch>
+                  </pic:blipFill>
+                  <pic:spPr>
+                    <a:xfrm>
+                      <a:off x="0" y="0"/>
+                      <a:ext cx="5731510" cy="2958465"/>
+                    </a:xfrm>
+                    <a:prstGeom prst="rect">
+                      <a:avLst/>
+                    </a:prstGeom>
+                  </pic:spPr>
+                </pic:pic>
+              </a:graphicData>
+            </a:graphic>
+          </wp:inline>
+        </w:drawing>
+      </w:r>
+    </w:p>
+    <w:p>
+      <w:pPr>
+        <w:rPr>
+          <w:lang w:val="en-US"/>
+        </w:rPr>
+      </w:pPr>
+      <w:r>
+        <w:rPr>
+          <w:noProof/>
+        </w:rPr>
+        <w:drawing>
+          <wp:inline distT="0" distB="0" distL="0" distR="0" wp14:anchorId="7B4BDB6A" wp14:editId="272B7369">
+            <wp:extent cx="5731510" cy="2961640"/>
+            <wp:effectExtent l="0" t="0" r="2540" b="0"/>
+            <wp:docPr id="23" name="Рисунок 23"/>
+            <wp:cNvGraphicFramePr>
+              <a:graphicFrameLocks xmlns:a="http://schemas.openxmlformats.org/drawingml/2006/main" noChangeAspect="1"/>
+            </wp:cNvGraphicFramePr>
+            <a:graphic xmlns:a="http://schemas.openxmlformats.org/drawingml/2006/main">
+              <a:graphicData uri="http://schemas.openxmlformats.org/drawingml/2006/picture">
+                <pic:pic xmlns:pic="http://schemas.openxmlformats.org/drawingml/2006/picture">
+                  <pic:nvPicPr>
+                    <pic:cNvPr id="1" name=""/>
+                    <pic:cNvPicPr/>
+                  </pic:nvPicPr>
+                  <pic:blipFill>
+                    <a:blip r:embed="rId27"/>
+                    <a:stretch>
+                      <a:fillRect/>
+                    </a:stretch>
+                  </pic:blipFill>
+                  <pic:spPr>
+                    <a:xfrm>
+                      <a:off x="0" y="0"/>
+                      <a:ext cx="5731510" cy="2961640"/>
+                    </a:xfrm>
+                    <a:prstGeom prst="rect">
+                      <a:avLst/>
+                    </a:prstGeom>
+                  </pic:spPr>
+                </pic:pic>
+              </a:graphicData>
+            </a:graphic>
+          </wp:inline>
+        </w:drawing>
+      </w:r>
+    </w:p>
+    <w:p>
+      <w:pPr>
+        <w:rPr>
+          <w:lang w:val="en-US"/>
+        </w:rPr>
+      </w:pPr>
+    </w:p>
+    <w:p>
+      <w:pPr>
+        <w:rPr>
+          <w:lang w:val="en-US"/>
+        </w:rPr>
+      </w:pPr>
+    </w:p>
+    <w:p>
+      <w:pPr>
+        <w:rPr>
+          <w:rFonts w:ascii="Times New Roman" w:hAnsi="Times New Roman" w:cs="Times New Roman"/>
+          <w:lang w:val="en-US"/>
+        </w:rPr>
+      </w:pPr>
+      <w:r>
+        <w:rPr>
+          <w:noProof/>
+        </w:rPr>
+        <w:lastRenderedPageBreak/>
         <w:drawing>
           <wp:inline distT="0" distB="0" distL="0" distR="0" wp14:anchorId="55342749" wp14:editId="6F0EEC3A">
             <wp:extent cx="5731510" cy="3129915"/>
@@ -260,7 +1311,7 @@
                     <pic:cNvPicPr/>
                   </pic:nvPicPr>
                   <pic:blipFill>
-                    <a:blip r:embed="rId8"/>
+                    <a:blip r:embed="rId28"/>
                     <a:stretch>
                       <a:fillRect/>
                     </a:stretch>
